--- a/cover_letters/Nick_Myers_Cover_Letter_CB.docx
+++ b/cover_letters/Nick_Myers_Cover_Letter_CB.docx
@@ -47,7 +47,7 @@
           <w:sz w:val="20"/>
           <w:szCs w:val="20"/>
         </w:rPr>
-        <w:t xml:space="preserve">https://www.linkedin.com/in/nicholas-myers-professional/</w:t>
+        <w:t xml:space="preserve">https://www.linkedin.com/in/nmyersdev/</w:t>
       </w:r>
     </w:p>
     <w:p>
